--- a/Projektmappe.docx
+++ b/Projektmappe.docx
@@ -4,56 +4,127 @@
   <w:body>
     <w:sdt>
       <w:sdtPr>
-        <w:id w:val="1034054537"/>
+        <w:id w:val="1227874669"/>
         <w:docPartObj>
           <w:docPartGallery w:val="Table of Contents"/>
           <w:docPartUnique/>
         </w:docPartObj>
       </w:sdtPr>
+      <w:sdtEndPr>
+        <w:rPr>
+          <w:rFonts w:asciiTheme="minorHAnsi" w:eastAsiaTheme="minorHAnsi" w:hAnsiTheme="minorHAnsi" w:cstheme="minorBidi"/>
+          <w:b/>
+          <w:bCs/>
+          <w:color w:val="auto"/>
+          <w:sz w:val="22"/>
+          <w:szCs w:val="22"/>
+          <w:lang w:eastAsia="en-US"/>
+        </w:rPr>
+      </w:sdtEndPr>
       <w:sdtContent>
+        <w:p>
+          <w:pPr>
+            <w:pStyle w:val="Inhaltsverzeichnisberschrift"/>
+          </w:pPr>
+          <w:r>
+            <w:t>Inhaltsverzeichnis</w:t>
+          </w:r>
+        </w:p>
         <w:p>
           <w:pPr>
             <w:pStyle w:val="Verzeichnis1"/>
             <w:tabs>
-              <w:tab w:val="left" w:pos="435"/>
-              <w:tab w:val="right" w:leader="dot" w:pos="9060"/>
+              <w:tab w:val="left" w:pos="440"/>
+              <w:tab w:val="right" w:leader="dot" w:pos="9062"/>
             </w:tabs>
+            <w:rPr>
+              <w:rFonts w:eastAsiaTheme="minorEastAsia"/>
+              <w:noProof/>
+              <w:kern w:val="2"/>
+              <w:lang w:eastAsia="de-DE"/>
+              <w14:ligatures w14:val="standardContextual"/>
+            </w:rPr>
           </w:pPr>
           <w:r>
             <w:fldChar w:fldCharType="begin"/>
           </w:r>
           <w:r>
-            <w:instrText>TOC \o \z \u \h</w:instrText>
+            <w:instrText xml:space="preserve"> TOC \o "1-3" \h \z \u </w:instrText>
           </w:r>
           <w:r>
             <w:fldChar w:fldCharType="separate"/>
           </w:r>
-          <w:hyperlink w:anchor="_Toc637614642" w:history="1">
-            <w:r>
+          <w:hyperlink w:anchor="_Toc240355755" w:history="1">
+            <w:r>
+              <w:rPr>
+                <w:rStyle w:val="Hyperlink"/>
+                <w:noProof/>
+              </w:rPr>
               <w:t>1</w:t>
             </w:r>
             <w:r>
+              <w:rPr>
+                <w:rFonts w:eastAsiaTheme="minorEastAsia"/>
+                <w:noProof/>
+                <w:kern w:val="2"/>
+                <w:lang w:eastAsia="de-DE"/>
+                <w14:ligatures w14:val="standardContextual"/>
+              </w:rPr>
               <w:tab/>
             </w:r>
             <w:r>
+              <w:rPr>
+                <w:rStyle w:val="Hyperlink"/>
+                <w:noProof/>
+              </w:rPr>
               <w:t>Skizze</w:t>
             </w:r>
             <w:r>
+              <w:rPr>
+                <w:noProof/>
+                <w:webHidden/>
+              </w:rPr>
               <w:tab/>
             </w:r>
             <w:r>
+              <w:rPr>
+                <w:noProof/>
+                <w:webHidden/>
+              </w:rPr>
               <w:fldChar w:fldCharType="begin"/>
             </w:r>
             <w:r>
-              <w:instrText>PAGEREF _Toc637614642 \h</w:instrText>
-            </w:r>
-            <w:r>
+              <w:rPr>
+                <w:noProof/>
+                <w:webHidden/>
+              </w:rPr>
+              <w:instrText xml:space="preserve"> PAGEREF _Toc240355755 \h </w:instrText>
+            </w:r>
+            <w:r>
+              <w:rPr>
+                <w:noProof/>
+                <w:webHidden/>
+              </w:rPr>
+            </w:r>
+            <w:r>
+              <w:rPr>
+                <w:noProof/>
+                <w:webHidden/>
+              </w:rPr>
               <w:fldChar w:fldCharType="separate"/>
             </w:r>
             <w:r>
-              <w:t>1</w:t>
-            </w:r>
-            <w:r>
+              <w:rPr>
+                <w:noProof/>
+                <w:webHidden/>
+              </w:rPr>
+              <w:t>2</w:t>
+            </w:r>
+            <w:r>
+              <w:rPr>
+                <w:noProof/>
+                <w:webHidden/>
+              </w:rPr>
               <w:fldChar w:fldCharType="end"/>
             </w:r>
           </w:hyperlink>
@@ -62,36 +133,88 @@
           <w:pPr>
             <w:pStyle w:val="Verzeichnis1"/>
             <w:tabs>
-              <w:tab w:val="left" w:pos="435"/>
-              <w:tab w:val="right" w:leader="dot" w:pos="9060"/>
+              <w:tab w:val="left" w:pos="440"/>
+              <w:tab w:val="right" w:leader="dot" w:pos="9062"/>
             </w:tabs>
+            <w:rPr>
+              <w:rFonts w:eastAsiaTheme="minorEastAsia"/>
+              <w:noProof/>
+              <w:kern w:val="2"/>
+              <w:lang w:eastAsia="de-DE"/>
+              <w14:ligatures w14:val="standardContextual"/>
+            </w:rPr>
           </w:pPr>
-          <w:hyperlink w:anchor="_Toc886818421" w:history="1">
-            <w:r>
+          <w:hyperlink w:anchor="_Toc240355756" w:history="1">
+            <w:r>
+              <w:rPr>
+                <w:rStyle w:val="Hyperlink"/>
+                <w:noProof/>
+              </w:rPr>
               <w:t>2</w:t>
             </w:r>
             <w:r>
+              <w:rPr>
+                <w:rFonts w:eastAsiaTheme="minorEastAsia"/>
+                <w:noProof/>
+                <w:kern w:val="2"/>
+                <w:lang w:eastAsia="de-DE"/>
+                <w14:ligatures w14:val="standardContextual"/>
+              </w:rPr>
               <w:tab/>
             </w:r>
             <w:r>
+              <w:rPr>
+                <w:rStyle w:val="Hyperlink"/>
+                <w:noProof/>
+              </w:rPr>
               <w:t>Beschreibung</w:t>
             </w:r>
             <w:r>
+              <w:rPr>
+                <w:noProof/>
+                <w:webHidden/>
+              </w:rPr>
               <w:tab/>
             </w:r>
             <w:r>
+              <w:rPr>
+                <w:noProof/>
+                <w:webHidden/>
+              </w:rPr>
               <w:fldChar w:fldCharType="begin"/>
             </w:r>
             <w:r>
-              <w:instrText>PAGEREF _Toc886818421 \h</w:instrText>
-            </w:r>
-            <w:r>
+              <w:rPr>
+                <w:noProof/>
+                <w:webHidden/>
+              </w:rPr>
+              <w:instrText xml:space="preserve"> PAGEREF _Toc240355756 \h </w:instrText>
+            </w:r>
+            <w:r>
+              <w:rPr>
+                <w:noProof/>
+                <w:webHidden/>
+              </w:rPr>
+            </w:r>
+            <w:r>
+              <w:rPr>
+                <w:noProof/>
+                <w:webHidden/>
+              </w:rPr>
               <w:fldChar w:fldCharType="separate"/>
             </w:r>
             <w:r>
-              <w:t>1</w:t>
-            </w:r>
-            <w:r>
+              <w:rPr>
+                <w:noProof/>
+                <w:webHidden/>
+              </w:rPr>
+              <w:t>3</w:t>
+            </w:r>
+            <w:r>
+              <w:rPr>
+                <w:noProof/>
+                <w:webHidden/>
+              </w:rPr>
               <w:fldChar w:fldCharType="end"/>
             </w:r>
           </w:hyperlink>
@@ -100,36 +223,88 @@
           <w:pPr>
             <w:pStyle w:val="Verzeichnis2"/>
             <w:tabs>
-              <w:tab w:val="left" w:pos="660"/>
-              <w:tab w:val="right" w:leader="dot" w:pos="9060"/>
+              <w:tab w:val="left" w:pos="880"/>
+              <w:tab w:val="right" w:leader="dot" w:pos="9062"/>
             </w:tabs>
+            <w:rPr>
+              <w:rFonts w:eastAsiaTheme="minorEastAsia"/>
+              <w:noProof/>
+              <w:kern w:val="2"/>
+              <w:lang w:eastAsia="de-DE"/>
+              <w14:ligatures w14:val="standardContextual"/>
+            </w:rPr>
           </w:pPr>
-          <w:hyperlink w:anchor="_Toc740938972" w:history="1">
-            <w:r>
+          <w:hyperlink w:anchor="_Toc240355757" w:history="1">
+            <w:r>
+              <w:rPr>
+                <w:rStyle w:val="Hyperlink"/>
+                <w:noProof/>
+              </w:rPr>
               <w:t>2.1</w:t>
             </w:r>
             <w:r>
+              <w:rPr>
+                <w:rFonts w:eastAsiaTheme="minorEastAsia"/>
+                <w:noProof/>
+                <w:kern w:val="2"/>
+                <w:lang w:eastAsia="de-DE"/>
+                <w14:ligatures w14:val="standardContextual"/>
+              </w:rPr>
               <w:tab/>
             </w:r>
             <w:r>
+              <w:rPr>
+                <w:rStyle w:val="Hyperlink"/>
+                <w:noProof/>
+              </w:rPr>
               <w:t>Gegenstandsbeschreibung</w:t>
             </w:r>
             <w:r>
+              <w:rPr>
+                <w:noProof/>
+                <w:webHidden/>
+              </w:rPr>
               <w:tab/>
             </w:r>
             <w:r>
+              <w:rPr>
+                <w:noProof/>
+                <w:webHidden/>
+              </w:rPr>
               <w:fldChar w:fldCharType="begin"/>
             </w:r>
             <w:r>
-              <w:instrText>PAGEREF _Toc740938972 \h</w:instrText>
-            </w:r>
-            <w:r>
+              <w:rPr>
+                <w:noProof/>
+                <w:webHidden/>
+              </w:rPr>
+              <w:instrText xml:space="preserve"> PAGEREF _Toc240355757 \h </w:instrText>
+            </w:r>
+            <w:r>
+              <w:rPr>
+                <w:noProof/>
+                <w:webHidden/>
+              </w:rPr>
+            </w:r>
+            <w:r>
+              <w:rPr>
+                <w:noProof/>
+                <w:webHidden/>
+              </w:rPr>
               <w:fldChar w:fldCharType="separate"/>
             </w:r>
             <w:r>
-              <w:t>1</w:t>
-            </w:r>
-            <w:r>
+              <w:rPr>
+                <w:noProof/>
+                <w:webHidden/>
+              </w:rPr>
+              <w:t>3</w:t>
+            </w:r>
+            <w:r>
+              <w:rPr>
+                <w:noProof/>
+                <w:webHidden/>
+              </w:rPr>
               <w:fldChar w:fldCharType="end"/>
             </w:r>
           </w:hyperlink>
@@ -138,36 +313,88 @@
           <w:pPr>
             <w:pStyle w:val="Verzeichnis2"/>
             <w:tabs>
-              <w:tab w:val="left" w:pos="660"/>
-              <w:tab w:val="right" w:leader="dot" w:pos="9060"/>
+              <w:tab w:val="left" w:pos="880"/>
+              <w:tab w:val="right" w:leader="dot" w:pos="9062"/>
             </w:tabs>
+            <w:rPr>
+              <w:rFonts w:eastAsiaTheme="minorEastAsia"/>
+              <w:noProof/>
+              <w:kern w:val="2"/>
+              <w:lang w:eastAsia="de-DE"/>
+              <w14:ligatures w14:val="standardContextual"/>
+            </w:rPr>
           </w:pPr>
-          <w:hyperlink w:anchor="_Toc1440535917" w:history="1">
-            <w:r>
+          <w:hyperlink w:anchor="_Toc240355758" w:history="1">
+            <w:r>
+              <w:rPr>
+                <w:rStyle w:val="Hyperlink"/>
+                <w:noProof/>
+              </w:rPr>
               <w:t>2.2</w:t>
             </w:r>
             <w:r>
+              <w:rPr>
+                <w:rFonts w:eastAsiaTheme="minorEastAsia"/>
+                <w:noProof/>
+                <w:kern w:val="2"/>
+                <w:lang w:eastAsia="de-DE"/>
+                <w14:ligatures w14:val="standardContextual"/>
+              </w:rPr>
               <w:tab/>
             </w:r>
             <w:r>
+              <w:rPr>
+                <w:rStyle w:val="Hyperlink"/>
+                <w:noProof/>
+              </w:rPr>
               <w:t>Funktionsbeschreibung</w:t>
             </w:r>
             <w:r>
+              <w:rPr>
+                <w:noProof/>
+                <w:webHidden/>
+              </w:rPr>
               <w:tab/>
             </w:r>
             <w:r>
+              <w:rPr>
+                <w:noProof/>
+                <w:webHidden/>
+              </w:rPr>
               <w:fldChar w:fldCharType="begin"/>
             </w:r>
             <w:r>
-              <w:instrText>PAGEREF _Toc1440535917 \h</w:instrText>
-            </w:r>
-            <w:r>
+              <w:rPr>
+                <w:noProof/>
+                <w:webHidden/>
+              </w:rPr>
+              <w:instrText xml:space="preserve"> PAGEREF _Toc240355758 \h </w:instrText>
+            </w:r>
+            <w:r>
+              <w:rPr>
+                <w:noProof/>
+                <w:webHidden/>
+              </w:rPr>
+            </w:r>
+            <w:r>
+              <w:rPr>
+                <w:noProof/>
+                <w:webHidden/>
+              </w:rPr>
               <w:fldChar w:fldCharType="separate"/>
             </w:r>
             <w:r>
-              <w:t>1</w:t>
-            </w:r>
-            <w:r>
+              <w:rPr>
+                <w:noProof/>
+                <w:webHidden/>
+              </w:rPr>
+              <w:t>3</w:t>
+            </w:r>
+            <w:r>
+              <w:rPr>
+                <w:noProof/>
+                <w:webHidden/>
+              </w:rPr>
               <w:fldChar w:fldCharType="end"/>
             </w:r>
           </w:hyperlink>
@@ -176,36 +403,88 @@
           <w:pPr>
             <w:pStyle w:val="Verzeichnis1"/>
             <w:tabs>
-              <w:tab w:val="left" w:pos="435"/>
-              <w:tab w:val="right" w:leader="dot" w:pos="9060"/>
+              <w:tab w:val="left" w:pos="440"/>
+              <w:tab w:val="right" w:leader="dot" w:pos="9062"/>
             </w:tabs>
+            <w:rPr>
+              <w:rFonts w:eastAsiaTheme="minorEastAsia"/>
+              <w:noProof/>
+              <w:kern w:val="2"/>
+              <w:lang w:eastAsia="de-DE"/>
+              <w14:ligatures w14:val="standardContextual"/>
+            </w:rPr>
           </w:pPr>
-          <w:hyperlink w:anchor="_Toc431171599" w:history="1">
-            <w:r>
+          <w:hyperlink w:anchor="_Toc240355759" w:history="1">
+            <w:r>
+              <w:rPr>
+                <w:rStyle w:val="Hyperlink"/>
+                <w:noProof/>
+              </w:rPr>
               <w:t>3</w:t>
             </w:r>
             <w:r>
+              <w:rPr>
+                <w:rFonts w:eastAsiaTheme="minorEastAsia"/>
+                <w:noProof/>
+                <w:kern w:val="2"/>
+                <w:lang w:eastAsia="de-DE"/>
+                <w14:ligatures w14:val="standardContextual"/>
+              </w:rPr>
               <w:tab/>
             </w:r>
             <w:r>
+              <w:rPr>
+                <w:rStyle w:val="Hyperlink"/>
+                <w:noProof/>
+              </w:rPr>
               <w:t>Zeitplan</w:t>
             </w:r>
             <w:r>
+              <w:rPr>
+                <w:noProof/>
+                <w:webHidden/>
+              </w:rPr>
               <w:tab/>
             </w:r>
             <w:r>
+              <w:rPr>
+                <w:noProof/>
+                <w:webHidden/>
+              </w:rPr>
               <w:fldChar w:fldCharType="begin"/>
             </w:r>
             <w:r>
-              <w:instrText>PAGEREF _Toc431171599 \h</w:instrText>
-            </w:r>
-            <w:r>
+              <w:rPr>
+                <w:noProof/>
+                <w:webHidden/>
+              </w:rPr>
+              <w:instrText xml:space="preserve"> PAGEREF _Toc240355759 \h </w:instrText>
+            </w:r>
+            <w:r>
+              <w:rPr>
+                <w:noProof/>
+                <w:webHidden/>
+              </w:rPr>
+            </w:r>
+            <w:r>
+              <w:rPr>
+                <w:noProof/>
+                <w:webHidden/>
+              </w:rPr>
               <w:fldChar w:fldCharType="separate"/>
             </w:r>
             <w:r>
-              <w:t>2</w:t>
-            </w:r>
-            <w:r>
+              <w:rPr>
+                <w:noProof/>
+                <w:webHidden/>
+              </w:rPr>
+              <w:t>4</w:t>
+            </w:r>
+            <w:r>
+              <w:rPr>
+                <w:noProof/>
+                <w:webHidden/>
+              </w:rPr>
               <w:fldChar w:fldCharType="end"/>
             </w:r>
           </w:hyperlink>
@@ -214,36 +493,88 @@
           <w:pPr>
             <w:pStyle w:val="Verzeichnis1"/>
             <w:tabs>
-              <w:tab w:val="left" w:pos="435"/>
-              <w:tab w:val="right" w:leader="dot" w:pos="9060"/>
+              <w:tab w:val="left" w:pos="440"/>
+              <w:tab w:val="right" w:leader="dot" w:pos="9062"/>
             </w:tabs>
+            <w:rPr>
+              <w:rFonts w:eastAsiaTheme="minorEastAsia"/>
+              <w:noProof/>
+              <w:kern w:val="2"/>
+              <w:lang w:eastAsia="de-DE"/>
+              <w14:ligatures w14:val="standardContextual"/>
+            </w:rPr>
           </w:pPr>
-          <w:hyperlink w:anchor="_Toc1648232820" w:history="1">
-            <w:r>
+          <w:hyperlink w:anchor="_Toc240355760" w:history="1">
+            <w:r>
+              <w:rPr>
+                <w:rStyle w:val="Hyperlink"/>
+                <w:noProof/>
+              </w:rPr>
               <w:t>4</w:t>
             </w:r>
             <w:r>
+              <w:rPr>
+                <w:rFonts w:eastAsiaTheme="minorEastAsia"/>
+                <w:noProof/>
+                <w:kern w:val="2"/>
+                <w:lang w:eastAsia="de-DE"/>
+                <w14:ligatures w14:val="standardContextual"/>
+              </w:rPr>
               <w:tab/>
             </w:r>
             <w:r>
+              <w:rPr>
+                <w:rStyle w:val="Hyperlink"/>
+                <w:noProof/>
+              </w:rPr>
               <w:t>Definition</w:t>
             </w:r>
             <w:r>
+              <w:rPr>
+                <w:noProof/>
+                <w:webHidden/>
+              </w:rPr>
               <w:tab/>
             </w:r>
             <w:r>
+              <w:rPr>
+                <w:noProof/>
+                <w:webHidden/>
+              </w:rPr>
               <w:fldChar w:fldCharType="begin"/>
             </w:r>
             <w:r>
-              <w:instrText>PAGEREF _Toc1648232820 \h</w:instrText>
-            </w:r>
-            <w:r>
+              <w:rPr>
+                <w:noProof/>
+                <w:webHidden/>
+              </w:rPr>
+              <w:instrText xml:space="preserve"> PAGEREF _Toc240355760 \h </w:instrText>
+            </w:r>
+            <w:r>
+              <w:rPr>
+                <w:noProof/>
+                <w:webHidden/>
+              </w:rPr>
+            </w:r>
+            <w:r>
+              <w:rPr>
+                <w:noProof/>
+                <w:webHidden/>
+              </w:rPr>
               <w:fldChar w:fldCharType="separate"/>
             </w:r>
             <w:r>
-              <w:t>2</w:t>
-            </w:r>
-            <w:r>
+              <w:rPr>
+                <w:noProof/>
+                <w:webHidden/>
+              </w:rPr>
+              <w:t>4</w:t>
+            </w:r>
+            <w:r>
+              <w:rPr>
+                <w:noProof/>
+                <w:webHidden/>
+              </w:rPr>
               <w:fldChar w:fldCharType="end"/>
             </w:r>
           </w:hyperlink>
@@ -252,47 +583,104 @@
           <w:pPr>
             <w:pStyle w:val="Verzeichnis1"/>
             <w:tabs>
-              <w:tab w:val="left" w:pos="435"/>
-              <w:tab w:val="right" w:leader="dot" w:pos="9060"/>
+              <w:tab w:val="left" w:pos="440"/>
+              <w:tab w:val="right" w:leader="dot" w:pos="9062"/>
             </w:tabs>
+            <w:rPr>
+              <w:rFonts w:eastAsiaTheme="minorEastAsia"/>
+              <w:noProof/>
+              <w:kern w:val="2"/>
+              <w:lang w:eastAsia="de-DE"/>
+              <w14:ligatures w14:val="standardContextual"/>
+            </w:rPr>
           </w:pPr>
-          <w:hyperlink w:anchor="_Toc136433810" w:history="1">
-            <w:r>
+          <w:hyperlink w:anchor="_Toc240355761" w:history="1">
+            <w:r>
+              <w:rPr>
+                <w:rStyle w:val="Hyperlink"/>
+                <w:noProof/>
+              </w:rPr>
               <w:t>5</w:t>
             </w:r>
             <w:r>
+              <w:rPr>
+                <w:rFonts w:eastAsiaTheme="minorEastAsia"/>
+                <w:noProof/>
+                <w:kern w:val="2"/>
+                <w:lang w:eastAsia="de-DE"/>
+                <w14:ligatures w14:val="standardContextual"/>
+              </w:rPr>
               <w:tab/>
             </w:r>
             <w:r>
+              <w:rPr>
+                <w:rStyle w:val="Hyperlink"/>
+                <w:noProof/>
+              </w:rPr>
               <w:t>Quellen</w:t>
             </w:r>
             <w:r>
+              <w:rPr>
+                <w:noProof/>
+                <w:webHidden/>
+              </w:rPr>
               <w:tab/>
             </w:r>
             <w:r>
+              <w:rPr>
+                <w:noProof/>
+                <w:webHidden/>
+              </w:rPr>
               <w:fldChar w:fldCharType="begin"/>
             </w:r>
             <w:r>
-              <w:instrText>PAGEREF _Toc136433810 \h</w:instrText>
-            </w:r>
-            <w:r>
+              <w:rPr>
+                <w:noProof/>
+                <w:webHidden/>
+              </w:rPr>
+              <w:instrText xml:space="preserve"> PAGEREF _Toc240355761 \h </w:instrText>
+            </w:r>
+            <w:r>
+              <w:rPr>
+                <w:noProof/>
+                <w:webHidden/>
+              </w:rPr>
+            </w:r>
+            <w:r>
+              <w:rPr>
+                <w:noProof/>
+                <w:webHidden/>
+              </w:rPr>
               <w:fldChar w:fldCharType="separate"/>
             </w:r>
             <w:r>
-              <w:t>2</w:t>
-            </w:r>
-            <w:r>
+              <w:rPr>
+                <w:noProof/>
+                <w:webHidden/>
+              </w:rPr>
+              <w:t>4</w:t>
+            </w:r>
+            <w:r>
+              <w:rPr>
+                <w:noProof/>
+                <w:webHidden/>
+              </w:rPr>
               <w:fldChar w:fldCharType="end"/>
             </w:r>
           </w:hyperlink>
         </w:p>
         <w:p>
           <w:r>
+            <w:rPr>
+              <w:b/>
+              <w:bCs/>
+            </w:rPr>
             <w:fldChar w:fldCharType="end"/>
           </w:r>
         </w:p>
       </w:sdtContent>
     </w:sdt>
+    <w:p/>
     <w:p>
       <w:r>
         <w:br w:type="page"/>
@@ -302,12 +690,14 @@
       <w:pPr>
         <w:pStyle w:val="berschrift1"/>
       </w:pPr>
-      <w:bookmarkStart w:id="0" w:name="_Toc637614642"/>
+      <w:bookmarkStart w:id="0" w:name="_Toc240355714"/>
+      <w:bookmarkStart w:id="1" w:name="_Toc240355755"/>
       <w:r>
         <w:lastRenderedPageBreak/>
         <w:t>Skizze</w:t>
       </w:r>
       <w:bookmarkEnd w:id="0"/>
+      <w:bookmarkEnd w:id="1"/>
     </w:p>
     <w:p>
       <w:pPr>
@@ -321,10 +711,90 @@
         <w:rPr>
           <w:noProof/>
         </w:rPr>
+        <mc:AlternateContent>
+          <mc:Choice Requires="wps">
+            <w:drawing>
+              <wp:anchor distT="0" distB="0" distL="114300" distR="114300" simplePos="0" relativeHeight="251659264" behindDoc="0" locked="0" layoutInCell="1" allowOverlap="1" wp14:anchorId="534BCB49" wp14:editId="7D8CDE5D">
+                <wp:simplePos x="0" y="0"/>
+                <wp:positionH relativeFrom="column">
+                  <wp:posOffset>332740</wp:posOffset>
+                </wp:positionH>
+                <wp:positionV relativeFrom="paragraph">
+                  <wp:posOffset>5588000</wp:posOffset>
+                </wp:positionV>
+                <wp:extent cx="218598" cy="2577465"/>
+                <wp:effectExtent l="0" t="0" r="0" b="0"/>
+                <wp:wrapNone/>
+                <wp:docPr id="872610936" name="Rechteck 1"/>
+                <wp:cNvGraphicFramePr/>
+                <a:graphic xmlns:a="http://schemas.openxmlformats.org/drawingml/2006/main">
+                  <a:graphicData uri="http://schemas.microsoft.com/office/word/2010/wordprocessingShape">
+                    <wps:wsp>
+                      <wps:cNvSpPr/>
+                      <wps:spPr>
+                        <a:xfrm>
+                          <a:off x="0" y="0"/>
+                          <a:ext cx="218598" cy="2577465"/>
+                        </a:xfrm>
+                        <a:prstGeom prst="rect">
+                          <a:avLst/>
+                        </a:prstGeom>
+                        <a:solidFill>
+                          <a:schemeClr val="bg1"/>
+                        </a:solidFill>
+                        <a:ln>
+                          <a:noFill/>
+                        </a:ln>
+                      </wps:spPr>
+                      <wps:style>
+                        <a:lnRef idx="2">
+                          <a:schemeClr val="accent1">
+                            <a:shade val="50000"/>
+                          </a:schemeClr>
+                        </a:lnRef>
+                        <a:fillRef idx="1">
+                          <a:schemeClr val="accent1"/>
+                        </a:fillRef>
+                        <a:effectRef idx="0">
+                          <a:schemeClr val="accent1"/>
+                        </a:effectRef>
+                        <a:fontRef idx="minor">
+                          <a:schemeClr val="lt1"/>
+                        </a:fontRef>
+                      </wps:style>
+                      <wps:bodyPr rot="0" spcFirstLastPara="0" vertOverflow="overflow" horzOverflow="overflow" vert="horz" wrap="square" lIns="91440" tIns="45720" rIns="91440" bIns="45720" numCol="1" spcCol="0" rtlCol="0" fromWordArt="0" anchor="ctr" anchorCtr="0" forceAA="0" compatLnSpc="1">
+                        <a:prstTxWarp prst="textNoShape">
+                          <a:avLst/>
+                        </a:prstTxWarp>
+                        <a:noAutofit/>
+                      </wps:bodyPr>
+                    </wps:wsp>
+                  </a:graphicData>
+                </a:graphic>
+                <wp14:sizeRelH relativeFrom="margin">
+                  <wp14:pctWidth>0</wp14:pctWidth>
+                </wp14:sizeRelH>
+                <wp14:sizeRelV relativeFrom="margin">
+                  <wp14:pctHeight>0</wp14:pctHeight>
+                </wp14:sizeRelV>
+              </wp:anchor>
+            </w:drawing>
+          </mc:Choice>
+          <mc:Fallback>
+            <w:pict>
+              <v:rect w14:anchorId="235AD325" id="Rechteck 1" o:spid="_x0000_s1026" style="position:absolute;margin-left:26.2pt;margin-top:440pt;width:17.2pt;height:202.95pt;z-index:251659264;visibility:visible;mso-wrap-style:square;mso-width-percent:0;mso-height-percent:0;mso-wrap-distance-left:9pt;mso-wrap-distance-top:0;mso-wrap-distance-right:9pt;mso-wrap-distance-bottom:0;mso-position-horizontal:absolute;mso-position-horizontal-relative:text;mso-position-vertical:absolute;mso-position-vertical-relative:text;mso-width-percent:0;mso-height-percent:0;mso-width-relative:margin;mso-height-relative:margin;v-text-anchor:middle" o:gfxdata="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" fillcolor="white [3212]" stroked="f" strokeweight="1pt"/>
+            </w:pict>
+          </mc:Fallback>
+        </mc:AlternateContent>
+      </w:r>
+      <w:r>
+        <w:rPr>
+          <w:noProof/>
+        </w:rPr>
         <w:drawing>
-          <wp:inline distT="0" distB="0" distL="0" distR="0" wp14:anchorId="3190C492" wp14:editId="63D92860">
-            <wp:extent cx="5700156" cy="3226675"/>
-            <wp:effectExtent l="0" t="0" r="0" b="0"/>
+          <wp:inline distT="0" distB="0" distL="0" distR="0" wp14:anchorId="3190C492" wp14:editId="62A50540">
+            <wp:extent cx="8208729" cy="4646697"/>
+            <wp:effectExtent l="9525" t="0" r="0" b="0"/>
             <wp:docPr id="564957049" name="Grafik 2"/>
             <wp:cNvGraphicFramePr>
               <a:graphicFrameLocks xmlns:a="http://schemas.openxmlformats.org/drawingml/2006/main" noChangeAspect="1"/>
@@ -339,7 +809,7 @@
                     </pic:cNvPicPr>
                   </pic:nvPicPr>
                   <pic:blipFill rotWithShape="1">
-                    <a:blip r:embed="rId5">
+                    <a:blip r:embed="rId6">
                       <a:extLst>
                         <a:ext uri="{28A0092B-C50C-407E-A947-70E740481C1C}">
                           <a14:useLocalDpi xmlns:a14="http://schemas.microsoft.com/office/drawing/2010/main" val="0"/>
@@ -350,9 +820,9 @@
                     <a:stretch/>
                   </pic:blipFill>
                   <pic:spPr bwMode="auto">
-                    <a:xfrm>
+                    <a:xfrm rot="5400000">
                       <a:off x="0" y="0"/>
-                      <a:ext cx="5719694" cy="3237735"/>
+                      <a:ext cx="8273561" cy="4683396"/>
                     </a:xfrm>
                     <a:prstGeom prst="rect">
                       <a:avLst/>
@@ -383,33 +853,78 @@
       <w:pPr>
         <w:pStyle w:val="berschrift1"/>
       </w:pPr>
-      <w:bookmarkStart w:id="1" w:name="_Toc886818421"/>
+      <w:bookmarkStart w:id="2" w:name="_Toc240355715"/>
+      <w:bookmarkStart w:id="3" w:name="_Toc240355756"/>
       <w:r>
         <w:lastRenderedPageBreak/>
         <w:t>Beschreibung</w:t>
       </w:r>
-      <w:bookmarkEnd w:id="1"/>
+      <w:bookmarkEnd w:id="2"/>
+      <w:bookmarkEnd w:id="3"/>
     </w:p>
     <w:p>
       <w:pPr>
         <w:pStyle w:val="berschrift2"/>
       </w:pPr>
-      <w:bookmarkStart w:id="2" w:name="_Toc740938972"/>
+      <w:bookmarkStart w:id="4" w:name="_Toc240355716"/>
+      <w:bookmarkStart w:id="5" w:name="_Toc240355757"/>
       <w:r>
         <w:t>Gegenstandsbeschreibung</w:t>
       </w:r>
-      <w:bookmarkEnd w:id="2"/>
+      <w:bookmarkEnd w:id="4"/>
+      <w:bookmarkEnd w:id="5"/>
     </w:p>
-    <w:p/>
     <w:p>
       <w:pPr>
+        <w:pStyle w:val="Listenabsatz"/>
+        <w:numPr>
+          <w:ilvl w:val="0"/>
+          <w:numId w:val="5"/>
+        </w:numPr>
+        <w:rPr>
+          <w:rFonts w:cstheme="minorHAnsi"/>
+          <w:sz w:val="24"/>
+          <w:szCs w:val="24"/>
+        </w:rPr>
+      </w:pPr>
+      <w:bookmarkStart w:id="6" w:name="_Toc240355717"/>
+      <w:bookmarkStart w:id="7" w:name="_Toc240355758"/>
+      <w:r>
+        <w:rPr>
+          <w:rFonts w:cstheme="minorHAnsi"/>
+          <w:sz w:val="24"/>
+          <w:szCs w:val="24"/>
+        </w:rPr>
+        <w:t>Ich habe als erstes Projekt eine Garagen-Schleuse namens SmartGate-Schleuse. Dafür benutze ich einen Taster von Siemens in Schwarz und in Weiß zum Öffnen der Tore. Außerdem benutze ich eine Mini-Beam-Lichtschranke von Banner zum Erkennen von Fahrzeugen. Dazu benutze ich auch einen Drehschalter mit einem Taster von Siemens zum Ein- und Ausschalten der Anlage. Zum Betreiben der Tore benutze ich einen Lucas-</w:t>
+      </w:r>
+      <w:proofErr w:type="spellStart"/>
+      <w:r>
+        <w:rPr>
+          <w:rFonts w:cstheme="minorHAnsi"/>
+          <w:sz w:val="24"/>
+          <w:szCs w:val="24"/>
+        </w:rPr>
+        <w:t>Nülle</w:t>
+      </w:r>
+      <w:proofErr w:type="spellEnd"/>
+      <w:r>
+        <w:rPr>
+          <w:rFonts w:cstheme="minorHAnsi"/>
+          <w:sz w:val="24"/>
+          <w:szCs w:val="24"/>
+        </w:rPr>
+        <w:t>-Motor für Tor 1 und einen Motor von Siemens für Tor 2. Um diese Motoren zu schalten, benutze ich zwei Siemens-Sirius-Schütze. Und um die Motoren zu schützen, benutze ich auch zwei Siemens-Sirius-MSS. Zum Schutz der Logo! benutze ich einen LSS von Schneider.</w:t>
+      </w:r>
+    </w:p>
+    <w:p>
+      <w:pPr>
         <w:pStyle w:val="berschrift2"/>
       </w:pPr>
-      <w:bookmarkStart w:id="3" w:name="_Toc1440535917"/>
       <w:r>
         <w:t>Funktionsbeschreibung</w:t>
       </w:r>
-      <w:bookmarkEnd w:id="3"/>
+      <w:bookmarkEnd w:id="6"/>
+      <w:bookmarkEnd w:id="7"/>
     </w:p>
     <w:p>
       <w:pPr>
@@ -662,12 +1177,14 @@
       <w:pPr>
         <w:pStyle w:val="berschrift1"/>
       </w:pPr>
-      <w:bookmarkStart w:id="4" w:name="_Toc431171599"/>
+      <w:bookmarkStart w:id="8" w:name="_Toc240355718"/>
+      <w:bookmarkStart w:id="9" w:name="_Toc240355759"/>
       <w:r>
         <w:lastRenderedPageBreak/>
         <w:t>Zeitplan</w:t>
       </w:r>
-      <w:bookmarkEnd w:id="4"/>
+      <w:bookmarkEnd w:id="8"/>
+      <w:bookmarkEnd w:id="9"/>
     </w:p>
     <w:p>
       <w:r>
@@ -690,7 +1207,7 @@
                     <pic:cNvPicPr/>
                   </pic:nvPicPr>
                   <pic:blipFill>
-                    <a:blip r:embed="rId6">
+                    <a:blip r:embed="rId7">
                       <a:extLst>
                         <a:ext uri="{28A0092B-C50C-407E-A947-70E740481C1C}">
                           <a14:useLocalDpi xmlns:a14="http://schemas.microsoft.com/office/drawing/2010/main"/>
@@ -721,129 +1238,138 @@
       <w:pPr>
         <w:pStyle w:val="berschrift1"/>
       </w:pPr>
-      <w:bookmarkStart w:id="5" w:name="_Toc1648232820"/>
+      <w:bookmarkStart w:id="10" w:name="_Toc240355719"/>
+      <w:bookmarkStart w:id="11" w:name="_Toc240355760"/>
       <w:r>
         <w:t>Definition</w:t>
       </w:r>
-      <w:bookmarkEnd w:id="5"/>
+      <w:bookmarkEnd w:id="10"/>
+      <w:bookmarkEnd w:id="11"/>
     </w:p>
     <w:p>
-      <w:r>
-        <w:t xml:space="preserve">Motor 1 </w:t>
-      </w:r>
-      <w:r>
+      <w:pPr>
+        <w:rPr>
+          <w:lang w:val="en-GB"/>
+        </w:rPr>
+      </w:pPr>
+      <w:r>
+        <w:rPr>
+          <w:lang w:val="en-GB"/>
+        </w:rPr>
+        <w:t>LSS</w:t>
+      </w:r>
+      <w:r>
+        <w:rPr>
+          <w:lang w:val="en-GB"/>
+        </w:rPr>
+        <w:t xml:space="preserve"> </w:t>
+      </w:r>
+      <w:r>
+        <w:rPr>
+          <w:lang w:val="en-GB"/>
+        </w:rPr>
         <w:sym w:font="Wingdings" w:char="F0E0"/>
       </w:r>
       <w:r>
-        <w:t xml:space="preserve"> 400V 1,7A 0,1kW</w:t>
+        <w:rPr>
+          <w:lang w:val="en-GB"/>
+        </w:rPr>
+        <w:t xml:space="preserve"> 400V 2A C</w:t>
       </w:r>
     </w:p>
     <w:p>
-      <w:r>
-        <w:t xml:space="preserve">Motor 2 </w:t>
+      <w:pPr>
+        <w:rPr>
+          <w:lang w:val="en-GB"/>
+        </w:rPr>
+      </w:pPr>
+      <w:r>
+        <w:rPr>
+          <w:lang w:val="en-GB"/>
+        </w:rPr>
+        <w:t xml:space="preserve">Motor 1 </w:t>
       </w:r>
       <w:r>
         <w:sym w:font="Wingdings" w:char="F0E0"/>
       </w:r>
       <w:r>
-        <w:t xml:space="preserve"> 400V 0,41A 0,12kW</w:t>
+        <w:rPr>
+          <w:lang w:val="en-GB"/>
+        </w:rPr>
+        <w:t xml:space="preserve"> 400V 1,7A 0,1kW</w:t>
       </w:r>
     </w:p>
     <w:p>
-      <w:r>
-        <w:t xml:space="preserve">MSS 1 </w:t>
+      <w:pPr>
+        <w:rPr>
+          <w:lang w:val="en-GB"/>
+        </w:rPr>
+      </w:pPr>
+      <w:r>
+        <w:rPr>
+          <w:lang w:val="en-GB"/>
+        </w:rPr>
+        <w:t xml:space="preserve">Motor 2 </w:t>
       </w:r>
       <w:r>
         <w:sym w:font="Wingdings" w:char="F0E0"/>
       </w:r>
       <w:r>
-        <w:t xml:space="preserve"> 1,4A-2A </w:t>
+        <w:rPr>
+          <w:lang w:val="en-GB"/>
+        </w:rPr>
+        <w:t xml:space="preserve"> 400V 0,41A 0,12kW</w:t>
       </w:r>
     </w:p>
     <w:p>
       <w:r>
-        <w:t xml:space="preserve">MSS 2 </w:t>
-      </w:r>
-      <w:r>
+        <w:t>Schütz 1</w:t>
+      </w:r>
+      <w:r>
+        <w:t xml:space="preserve"> &amp; 2</w:t>
+      </w:r>
+      <w:r>
+        <w:t xml:space="preserve"> </w:t>
+      </w:r>
+      <w:r>
+        <w:rPr>
+          <w:lang w:val="en-GB"/>
+        </w:rPr>
         <w:sym w:font="Wingdings" w:char="F0E0"/>
       </w:r>
       <w:r>
-        <w:t xml:space="preserve"> 0,35A-0,5A</w:t>
+        <w:t xml:space="preserve"> </w:t>
+      </w:r>
+      <w:r>
+        <w:t xml:space="preserve">Steuerspannung: </w:t>
+      </w:r>
+      <w:r>
+        <w:t>24V DC</w:t>
       </w:r>
     </w:p>
     <w:p>
-      <w:r>
-        <w:t xml:space="preserve">Lichtschranke </w:t>
+      <w:pPr>
+        <w:ind w:left="708"/>
+      </w:pPr>
+      <w:r>
+        <w:t xml:space="preserve">         </w:t>
       </w:r>
       <w:r>
         <w:sym w:font="Wingdings" w:char="F0E0"/>
       </w:r>
       <w:r>
-        <w:t xml:space="preserve"> </w:t>
-      </w:r>
-      <w:r>
-        <w:t xml:space="preserve">Banner Mini-BEAM SM312LP </w:t>
-      </w:r>
-      <w:r>
-        <w:sym w:font="Wingdings" w:char="F0E0"/>
-      </w:r>
-      <w:r>
-        <w:t xml:space="preserve"> 10V-30V DC 150mA</w:t>
+        <w:t xml:space="preserve"> Schaltvermögen: 690V 18A</w:t>
       </w:r>
     </w:p>
     <w:p>
-      <w:pPr>
-        <w:rPr>
-          <w:lang w:val="en-GB"/>
-        </w:rPr>
-      </w:pPr>
-      <w:r>
-        <w:rPr>
-          <w:lang w:val="en-GB"/>
-        </w:rPr>
-        <w:t xml:space="preserve">Taster 1 </w:t>
+      <w:r>
+        <w:t xml:space="preserve">MSS 1 </w:t>
       </w:r>
       <w:r>
         <w:sym w:font="Wingdings" w:char="F0E0"/>
       </w:r>
       <w:r>
-        <w:rPr>
-          <w:lang w:val="en-GB"/>
-        </w:rPr>
-        <w:t xml:space="preserve"> S</w:t>
-      </w:r>
-      <w:r>
-        <w:rPr>
-          <w:lang w:val="en-GB"/>
-        </w:rPr>
-        <w:t>iemens 3</w:t>
-      </w:r>
-      <w:r>
-        <w:rPr>
-          <w:lang w:val="en-GB"/>
-        </w:rPr>
-        <w:t>SB</w:t>
-      </w:r>
-      <w:r>
-        <w:rPr>
-          <w:lang w:val="en-GB"/>
-        </w:rPr>
-        <w:t>3400-0</w:t>
-      </w:r>
-      <w:r>
-        <w:rPr>
-          <w:lang w:val="en-GB"/>
-        </w:rPr>
-        <w:t xml:space="preserve">B </w:t>
-      </w:r>
-      <w:r>
-        <w:sym w:font="Wingdings" w:char="F0E0"/>
-      </w:r>
-      <w:r>
-        <w:rPr>
-          <w:lang w:val="en-GB"/>
-        </w:rPr>
-        <w:t xml:space="preserve"> 400V AC 10A</w:t>
+        <w:t xml:space="preserve"> 1,4A-2A </w:t>
       </w:r>
     </w:p>
     <w:p>
@@ -856,7 +1382,7 @@
         <w:rPr>
           <w:lang w:val="en-GB"/>
         </w:rPr>
-        <w:t xml:space="preserve">Taster 2 </w:t>
+        <w:t xml:space="preserve">MSS 2 </w:t>
       </w:r>
       <w:r>
         <w:sym w:font="Wingdings" w:char="F0E0"/>
@@ -865,166 +1391,193 @@
         <w:rPr>
           <w:lang w:val="en-GB"/>
         </w:rPr>
-        <w:t xml:space="preserve"> S</w:t>
-      </w:r>
-      <w:r>
-        <w:rPr>
-          <w:lang w:val="en-GB"/>
-        </w:rPr>
-        <w:t>iemens 3</w:t>
-      </w:r>
-      <w:r>
-        <w:rPr>
-          <w:lang w:val="en-GB"/>
-        </w:rPr>
-        <w:t>SU</w:t>
-      </w:r>
-      <w:r>
-        <w:rPr>
-          <w:lang w:val="en-GB"/>
-        </w:rPr>
-        <w:t>1400-1</w:t>
-      </w:r>
-      <w:r>
-        <w:rPr>
-          <w:lang w:val="en-GB"/>
-        </w:rPr>
-        <w:t>AA</w:t>
-      </w:r>
-      <w:r>
-        <w:rPr>
-          <w:lang w:val="en-GB"/>
-        </w:rPr>
-        <w:t>10-1</w:t>
-      </w:r>
-      <w:r>
-        <w:rPr>
-          <w:lang w:val="en-GB"/>
-        </w:rPr>
-        <w:t>BA</w:t>
-      </w:r>
-      <w:r>
-        <w:rPr>
-          <w:lang w:val="en-GB"/>
-        </w:rPr>
-        <w:t>0</w:t>
-      </w:r>
-      <w:r>
-        <w:rPr>
-          <w:lang w:val="en-GB"/>
-        </w:rPr>
-        <w:t xml:space="preserve"> </w:t>
-      </w:r>
-      <w:r>
-        <w:sym w:font="Wingdings" w:char="F0E0"/>
-      </w:r>
-      <w:r>
-        <w:rPr>
-          <w:lang w:val="en-GB"/>
-        </w:rPr>
-        <w:t xml:space="preserve"> 230V A</w:t>
-      </w:r>
-      <w:r>
-        <w:rPr>
-          <w:lang w:val="en-GB"/>
-        </w:rPr>
-        <w:t>C 6A</w:t>
+        <w:t xml:space="preserve"> 0,35A-0,5A</w:t>
       </w:r>
     </w:p>
     <w:p>
-      <w:pPr>
-        <w:rPr>
-          <w:lang w:val="en-GB"/>
-        </w:rPr>
-      </w:pPr>
-      <w:r>
-        <w:rPr>
-          <w:lang w:val="en-GB"/>
-        </w:rPr>
-        <w:t xml:space="preserve">Not-AUS-Taster </w:t>
-      </w:r>
-      <w:r>
-        <w:rPr>
-          <w:lang w:val="en-GB"/>
-        </w:rPr>
+      <w:r>
+        <w:t xml:space="preserve">Lichtschranke </w:t>
+      </w:r>
+      <w:r>
         <w:sym w:font="Wingdings" w:char="F0E0"/>
       </w:r>
       <w:r>
-        <w:rPr>
-          <w:lang w:val="en-GB"/>
-        </w:rPr>
-        <w:t xml:space="preserve"> S</w:t>
-      </w:r>
-      <w:r>
-        <w:rPr>
-          <w:lang w:val="en-GB"/>
-        </w:rPr>
-        <w:t>iemens 3</w:t>
-      </w:r>
-      <w:r>
-        <w:rPr>
-          <w:lang w:val="en-GB"/>
-        </w:rPr>
-        <w:t>SU</w:t>
-      </w:r>
-      <w:r>
-        <w:rPr>
-          <w:lang w:val="en-GB"/>
-        </w:rPr>
-        <w:t>1400-1</w:t>
-      </w:r>
-      <w:r>
-        <w:rPr>
-          <w:lang w:val="en-GB"/>
-        </w:rPr>
-        <w:t>AA</w:t>
-      </w:r>
-      <w:r>
-        <w:rPr>
-          <w:lang w:val="en-GB"/>
-        </w:rPr>
-        <w:t>10-1</w:t>
-      </w:r>
-      <w:r>
-        <w:rPr>
-          <w:lang w:val="en-GB"/>
-        </w:rPr>
-        <w:t>CA</w:t>
-      </w:r>
-      <w:r>
-        <w:rPr>
-          <w:lang w:val="en-GB"/>
-        </w:rPr>
-        <w:t>0</w:t>
-      </w:r>
-      <w:r>
-        <w:rPr>
-          <w:lang w:val="en-GB"/>
-        </w:rPr>
         <w:t xml:space="preserve"> </w:t>
       </w:r>
       <w:r>
-        <w:rPr>
-          <w:lang w:val="en-GB"/>
-        </w:rPr>
+        <w:t xml:space="preserve">Banner Mini-BEAM SM312LP </w:t>
+      </w:r>
+      <w:r>
         <w:sym w:font="Wingdings" w:char="F0E0"/>
       </w:r>
       <w:r>
-        <w:rPr>
-          <w:lang w:val="en-GB"/>
-        </w:rPr>
-        <w:t xml:space="preserve"> 230V AC 6A</w:t>
+        <w:t xml:space="preserve"> 10V-30V DC 150mA</w:t>
       </w:r>
     </w:p>
     <w:p>
       <w:pPr>
+        <w:rPr>
+          <w:lang w:val="en-GB"/>
+        </w:rPr>
+      </w:pPr>
+      <w:r>
+        <w:rPr>
+          <w:lang w:val="en-GB"/>
+        </w:rPr>
+        <w:t xml:space="preserve">Taster 1 </w:t>
+      </w:r>
+      <w:r>
+        <w:sym w:font="Wingdings" w:char="F0E0"/>
+      </w:r>
+      <w:r>
+        <w:rPr>
+          <w:lang w:val="en-GB"/>
+        </w:rPr>
+        <w:t xml:space="preserve"> Siemens 3SB3400-0B </w:t>
+      </w:r>
+      <w:r>
+        <w:sym w:font="Wingdings" w:char="F0E0"/>
+      </w:r>
+      <w:r>
+        <w:rPr>
+          <w:lang w:val="en-GB"/>
+        </w:rPr>
+        <w:t xml:space="preserve"> 400V AC 10A</w:t>
+      </w:r>
+    </w:p>
+    <w:p>
+      <w:pPr>
+        <w:rPr>
+          <w:lang w:val="en-GB"/>
+        </w:rPr>
+      </w:pPr>
+      <w:r>
+        <w:rPr>
+          <w:lang w:val="en-GB"/>
+        </w:rPr>
+        <w:t xml:space="preserve">Taster 2 </w:t>
+      </w:r>
+      <w:r>
+        <w:sym w:font="Wingdings" w:char="F0E0"/>
+      </w:r>
+      <w:r>
+        <w:rPr>
+          <w:lang w:val="en-GB"/>
+        </w:rPr>
+        <w:t xml:space="preserve"> Siemens 3SU1400-1AA10-1BA0 </w:t>
+      </w:r>
+      <w:r>
+        <w:sym w:font="Wingdings" w:char="F0E0"/>
+      </w:r>
+      <w:r>
+        <w:rPr>
+          <w:lang w:val="en-GB"/>
+        </w:rPr>
+        <w:t xml:space="preserve"> 230V A</w:t>
+      </w:r>
+      <w:r>
+        <w:rPr>
+          <w:lang w:val="en-GB"/>
+        </w:rPr>
+        <w:t>C 6A</w:t>
+      </w:r>
+    </w:p>
+    <w:p>
+      <w:pPr>
+        <w:rPr>
+          <w:lang w:val="en-GB"/>
+        </w:rPr>
+      </w:pPr>
+      <w:r>
+        <w:rPr>
+          <w:lang w:val="en-GB"/>
+        </w:rPr>
+        <w:t xml:space="preserve">Not-AUS-Taster </w:t>
+      </w:r>
+      <w:r>
+        <w:rPr>
+          <w:lang w:val="en-GB"/>
+        </w:rPr>
+        <w:sym w:font="Wingdings" w:char="F0E0"/>
+      </w:r>
+      <w:r>
+        <w:rPr>
+          <w:lang w:val="en-GB"/>
+        </w:rPr>
+        <w:t xml:space="preserve"> S</w:t>
+      </w:r>
+      <w:r>
+        <w:rPr>
+          <w:lang w:val="en-GB"/>
+        </w:rPr>
+        <w:t>iemens 3</w:t>
+      </w:r>
+      <w:r>
+        <w:rPr>
+          <w:lang w:val="en-GB"/>
+        </w:rPr>
+        <w:t>SU</w:t>
+      </w:r>
+      <w:r>
+        <w:rPr>
+          <w:lang w:val="en-GB"/>
+        </w:rPr>
+        <w:t>1400-1</w:t>
+      </w:r>
+      <w:r>
+        <w:rPr>
+          <w:lang w:val="en-GB"/>
+        </w:rPr>
+        <w:t>AA</w:t>
+      </w:r>
+      <w:r>
+        <w:rPr>
+          <w:lang w:val="en-GB"/>
+        </w:rPr>
+        <w:t>10-1</w:t>
+      </w:r>
+      <w:r>
+        <w:rPr>
+          <w:lang w:val="en-GB"/>
+        </w:rPr>
+        <w:t>CA</w:t>
+      </w:r>
+      <w:r>
+        <w:rPr>
+          <w:lang w:val="en-GB"/>
+        </w:rPr>
+        <w:t>0</w:t>
+      </w:r>
+      <w:r>
+        <w:rPr>
+          <w:lang w:val="en-GB"/>
+        </w:rPr>
+        <w:t xml:space="preserve"> </w:t>
+      </w:r>
+      <w:r>
+        <w:rPr>
+          <w:lang w:val="en-GB"/>
+        </w:rPr>
+        <w:sym w:font="Wingdings" w:char="F0E0"/>
+      </w:r>
+      <w:r>
+        <w:rPr>
+          <w:lang w:val="en-GB"/>
+        </w:rPr>
+        <w:t xml:space="preserve"> 230V AC 6A</w:t>
+      </w:r>
+    </w:p>
+    <w:p>
+      <w:pPr>
         <w:pStyle w:val="berschrift1"/>
       </w:pPr>
-      <w:bookmarkStart w:id="6" w:name="_Toc136433810"/>
+      <w:bookmarkStart w:id="12" w:name="_Toc240355720"/>
+      <w:bookmarkStart w:id="13" w:name="_Toc240355761"/>
       <w:r>
         <w:t>Quellen</w:t>
       </w:r>
-      <w:bookmarkEnd w:id="6"/>
+      <w:bookmarkEnd w:id="12"/>
+      <w:bookmarkEnd w:id="13"/>
     </w:p>
     <w:p>
       <w:r>
@@ -1225,6 +1778,119 @@
     </w:lvl>
   </w:abstractNum>
   <w:abstractNum w:abstractNumId="2" w15:restartNumberingAfterBreak="0">
+    <w:nsid w:val="3A225AE0"/>
+    <w:multiLevelType w:val="hybridMultilevel"/>
+    <w:tmpl w:val="FF645770"/>
+    <w:lvl w:ilvl="0" w:tplc="04070001">
+      <w:start w:val="1"/>
+      <w:numFmt w:val="bullet"/>
+      <w:lvlText w:val=""/>
+      <w:lvlJc w:val="left"/>
+      <w:pPr>
+        <w:ind w:left="720" w:hanging="360"/>
+      </w:pPr>
+      <w:rPr>
+        <w:rFonts w:ascii="Symbol" w:hAnsi="Symbol" w:hint="default"/>
+      </w:rPr>
+    </w:lvl>
+    <w:lvl w:ilvl="1" w:tplc="04070003" w:tentative="1">
+      <w:start w:val="1"/>
+      <w:numFmt w:val="bullet"/>
+      <w:lvlText w:val="o"/>
+      <w:lvlJc w:val="left"/>
+      <w:pPr>
+        <w:ind w:left="1440" w:hanging="360"/>
+      </w:pPr>
+      <w:rPr>
+        <w:rFonts w:ascii="Courier New" w:hAnsi="Courier New" w:cs="Courier New" w:hint="default"/>
+      </w:rPr>
+    </w:lvl>
+    <w:lvl w:ilvl="2" w:tplc="04070005" w:tentative="1">
+      <w:start w:val="1"/>
+      <w:numFmt w:val="bullet"/>
+      <w:lvlText w:val=""/>
+      <w:lvlJc w:val="left"/>
+      <w:pPr>
+        <w:ind w:left="2160" w:hanging="360"/>
+      </w:pPr>
+      <w:rPr>
+        <w:rFonts w:ascii="Wingdings" w:hAnsi="Wingdings" w:hint="default"/>
+      </w:rPr>
+    </w:lvl>
+    <w:lvl w:ilvl="3" w:tplc="04070001" w:tentative="1">
+      <w:start w:val="1"/>
+      <w:numFmt w:val="bullet"/>
+      <w:lvlText w:val=""/>
+      <w:lvlJc w:val="left"/>
+      <w:pPr>
+        <w:ind w:left="2880" w:hanging="360"/>
+      </w:pPr>
+      <w:rPr>
+        <w:rFonts w:ascii="Symbol" w:hAnsi="Symbol" w:hint="default"/>
+      </w:rPr>
+    </w:lvl>
+    <w:lvl w:ilvl="4" w:tplc="04070003" w:tentative="1">
+      <w:start w:val="1"/>
+      <w:numFmt w:val="bullet"/>
+      <w:lvlText w:val="o"/>
+      <w:lvlJc w:val="left"/>
+      <w:pPr>
+        <w:ind w:left="3600" w:hanging="360"/>
+      </w:pPr>
+      <w:rPr>
+        <w:rFonts w:ascii="Courier New" w:hAnsi="Courier New" w:cs="Courier New" w:hint="default"/>
+      </w:rPr>
+    </w:lvl>
+    <w:lvl w:ilvl="5" w:tplc="04070005" w:tentative="1">
+      <w:start w:val="1"/>
+      <w:numFmt w:val="bullet"/>
+      <w:lvlText w:val=""/>
+      <w:lvlJc w:val="left"/>
+      <w:pPr>
+        <w:ind w:left="4320" w:hanging="360"/>
+      </w:pPr>
+      <w:rPr>
+        <w:rFonts w:ascii="Wingdings" w:hAnsi="Wingdings" w:hint="default"/>
+      </w:rPr>
+    </w:lvl>
+    <w:lvl w:ilvl="6" w:tplc="04070001" w:tentative="1">
+      <w:start w:val="1"/>
+      <w:numFmt w:val="bullet"/>
+      <w:lvlText w:val=""/>
+      <w:lvlJc w:val="left"/>
+      <w:pPr>
+        <w:ind w:left="5040" w:hanging="360"/>
+      </w:pPr>
+      <w:rPr>
+        <w:rFonts w:ascii="Symbol" w:hAnsi="Symbol" w:hint="default"/>
+      </w:rPr>
+    </w:lvl>
+    <w:lvl w:ilvl="7" w:tplc="04070003" w:tentative="1">
+      <w:start w:val="1"/>
+      <w:numFmt w:val="bullet"/>
+      <w:lvlText w:val="o"/>
+      <w:lvlJc w:val="left"/>
+      <w:pPr>
+        <w:ind w:left="5760" w:hanging="360"/>
+      </w:pPr>
+      <w:rPr>
+        <w:rFonts w:ascii="Courier New" w:hAnsi="Courier New" w:cs="Courier New" w:hint="default"/>
+      </w:rPr>
+    </w:lvl>
+    <w:lvl w:ilvl="8" w:tplc="04070005" w:tentative="1">
+      <w:start w:val="1"/>
+      <w:numFmt w:val="bullet"/>
+      <w:lvlText w:val=""/>
+      <w:lvlJc w:val="left"/>
+      <w:pPr>
+        <w:ind w:left="6480" w:hanging="360"/>
+      </w:pPr>
+      <w:rPr>
+        <w:rFonts w:ascii="Wingdings" w:hAnsi="Wingdings" w:hint="default"/>
+      </w:rPr>
+    </w:lvl>
+  </w:abstractNum>
+  <w:abstractNum w:abstractNumId="3" w15:restartNumberingAfterBreak="0">
     <w:nsid w:val="7119DAE6"/>
     <w:multiLevelType w:val="hybridMultilevel"/>
     <w:tmpl w:val="9FAAE834"/>
@@ -1337,7 +2003,7 @@
       </w:rPr>
     </w:lvl>
   </w:abstractNum>
-  <w:abstractNum w:abstractNumId="3" w15:restartNumberingAfterBreak="0">
+  <w:abstractNum w:abstractNumId="4" w15:restartNumberingAfterBreak="0">
     <w:nsid w:val="720A3A9A"/>
     <w:multiLevelType w:val="hybridMultilevel"/>
     <w:tmpl w:val="CBF0322E"/>
@@ -1451,7 +2117,7 @@
     </w:lvl>
   </w:abstractNum>
   <w:num w:numId="1" w16cid:durableId="837575964">
-    <w:abstractNumId w:val="2"/>
+    <w:abstractNumId w:val="3"/>
   </w:num>
   <w:num w:numId="2" w16cid:durableId="1185174880">
     <w:abstractNumId w:val="1"/>
@@ -1460,7 +2126,10 @@
     <w:abstractNumId w:val="0"/>
   </w:num>
   <w:num w:numId="4" w16cid:durableId="1235895970">
-    <w:abstractNumId w:val="3"/>
+    <w:abstractNumId w:val="4"/>
+  </w:num>
+  <w:num w:numId="5" w16cid:durableId="123741110">
+    <w:abstractNumId w:val="2"/>
   </w:num>
 </w:numbering>
 </file>
@@ -2329,6 +2998,36 @@
       <w:ind w:left="220"/>
     </w:pPr>
   </w:style>
+  <w:style w:type="character" w:styleId="Hyperlink">
+    <w:name w:val="Hyperlink"/>
+    <w:basedOn w:val="Absatz-Standardschriftart"/>
+    <w:uiPriority w:val="99"/>
+    <w:unhideWhenUsed/>
+    <w:rsid w:val="00755DA8"/>
+    <w:rPr>
+      <w:color w:val="0563C1" w:themeColor="hyperlink"/>
+      <w:u w:val="single"/>
+    </w:rPr>
+  </w:style>
+  <w:style w:type="paragraph" w:styleId="Inhaltsverzeichnisberschrift">
+    <w:name w:val="TOC Heading"/>
+    <w:basedOn w:val="berschrift1"/>
+    <w:next w:val="Standard"/>
+    <w:uiPriority w:val="39"/>
+    <w:unhideWhenUsed/>
+    <w:qFormat/>
+    <w:rsid w:val="00755DA8"/>
+    <w:pPr>
+      <w:numPr>
+        <w:numId w:val="0"/>
+      </w:numPr>
+      <w:outlineLvl w:val="9"/>
+    </w:pPr>
+    <w:rPr>
+      <w:color w:val="2F5496" w:themeColor="accent1" w:themeShade="BF"/>
+      <w:lang w:eastAsia="de-DE"/>
+    </w:rPr>
+  </w:style>
 </w:styles>
 </file>
 
@@ -2625,4 +3324,16 @@
     </a:ext>
   </a:extLst>
 </a:theme>
+</file>
+
+<file path=customXml/item1.xml><?xml version="1.0" encoding="utf-8"?>
+<b:Sources xmlns:b="http://schemas.openxmlformats.org/officeDocument/2006/bibliography" xmlns="http://schemas.openxmlformats.org/officeDocument/2006/bibliography" SelectedStyle="\APASixthEditionOfficeOnline.xsl" StyleName="APA" Version="6"/>
+</file>
+
+<file path=customXml/itemProps1.xml><?xml version="1.0" encoding="utf-8"?>
+<ds:datastoreItem xmlns:ds="http://schemas.openxmlformats.org/officeDocument/2006/customXml" ds:itemID="{8FFE2924-F97D-4550-89BF-E860C7F0F0C7}">
+  <ds:schemaRefs>
+    <ds:schemaRef ds:uri="http://schemas.openxmlformats.org/officeDocument/2006/bibliography"/>
+  </ds:schemaRefs>
+</ds:datastoreItem>
 </file>